--- a/assets/examples/example-health.docx
+++ b/assets/examples/example-health.docx
@@ -1,585 +1,3 @@
-
-<file path=word/document.xml><?xml version="1.0" encoding="utf-8"?>
-<w:document xmlns:wpc="http://schemas.microsoft.com/office/word/2010/wordprocessingCanvas" xmlns:mo="http://schemas.microsoft.com/office/mac/office/2008/main" xmlns:mc="http://schemas.openxmlformats.org/markup-compatibility/2006" xmlns:mv="urn:schemas-microsoft-com:mac:vml" xmlns:o="urn:schemas-microsoft-com:office:office" xmlns:r="http://schemas.openxmlformats.org/officeDocument/2006/relationships" xmlns:m="http://schemas.openxmlformats.org/officeDocument/2006/math" xmlns:v="urn:schemas-microsoft-com:vml" xmlns:wp14="http://schemas.microsoft.com/office/word/2010/wordprocessingDrawing" xmlns:wp="http://schemas.openxmlformats.org/drawingml/2006/wordprocessingDrawing" xmlns:w10="urn:schemas-microsoft-com:office:word" xmlns:w="http://schemas.openxmlformats.org/wordprocessingml/2006/main" xmlns:w14="http://schemas.microsoft.com/office/word/2010/wordml" xmlns:w15="http://schemas.microsoft.com/office/word/2012/wordml" xmlns:wpg="http://schemas.microsoft.com/office/word/2010/wordprocessingGroup" xmlns:wpi="http://schemas.microsoft.com/office/word/2010/wordprocessingInk" xmlns:wne="http://schemas.microsoft.com/office/word/2006/wordml" xmlns:wps="http://schemas.microsoft.com/office/word/2010/wordprocessingShape" mc:Ignorable="w14 w15 wp14">
-  <w:body>
-    <w:p>
-      <w:pPr>
-        <w:pStyle w:val="Heading1"/>
-      </w:pPr>
-      <w:bookmarkStart w:id="0" w:name="_GoBack"/>
-      <w:bookmarkEnd w:id="0"/>
-      <w:r>
-        <w:t>Example page</w:t>
-      </w:r>
-    </w:p>
-    <w:p>
-      <w:r>
-        <w:t xml:space="preserve">Animal dander blood pressure braces </w:t>
-      </w:r>
-      <w:proofErr w:type="spellStart"/>
-      <w:r>
-        <w:t>dna</w:t>
-      </w:r>
-      <w:proofErr w:type="spellEnd"/>
-      <w:r>
-        <w:t xml:space="preserve"> fatty acids glucagon hydrogen peroxide immune system insulin pump laparoscopy pinna plaque skin test symptoms. Abdominals body type decongestants depressant dermatologist </w:t>
-      </w:r>
-      <w:proofErr w:type="spellStart"/>
-      <w:r>
-        <w:t>dna</w:t>
-      </w:r>
-      <w:proofErr w:type="spellEnd"/>
-      <w:r>
-        <w:t xml:space="preserve"> </w:t>
-      </w:r>
-      <w:proofErr w:type="spellStart"/>
-      <w:r>
-        <w:t>eeg</w:t>
-      </w:r>
-      <w:proofErr w:type="spellEnd"/>
-      <w:r>
-        <w:t xml:space="preserve"> (electroencephalogram) enamel glucose hydrocortisone </w:t>
-      </w:r>
-      <w:proofErr w:type="spellStart"/>
-      <w:r>
-        <w:t>icu</w:t>
-      </w:r>
-      <w:proofErr w:type="spellEnd"/>
-      <w:r>
-        <w:t xml:space="preserve"> immunizations involuntary muscle nutrition </w:t>
-      </w:r>
-      <w:proofErr w:type="spellStart"/>
-      <w:r>
-        <w:t>pilomotor</w:t>
-      </w:r>
-      <w:proofErr w:type="spellEnd"/>
-      <w:r>
-        <w:t xml:space="preserve"> reflex prosthesis pulmonologist spacer vaccine x-ray.</w:t>
-      </w:r>
-    </w:p>
-    <w:p>
-      <w:r>
-        <w:t>#quote</w:t>
-      </w:r>
-    </w:p>
-    <w:p>
-      <w:r>
-        <w:t xml:space="preserve">“Airway obstruction biopsy blood pressure bruxism chronic fats fracture grieving growth hormone ibuprofen keratin laparoscopy lung function tests </w:t>
-      </w:r>
-      <w:proofErr w:type="spellStart"/>
-      <w:r>
-        <w:t>lunula</w:t>
-      </w:r>
-      <w:proofErr w:type="spellEnd"/>
-      <w:r>
-        <w:t xml:space="preserve"> nebulizer night guard optician </w:t>
-      </w:r>
-      <w:proofErr w:type="spellStart"/>
-      <w:r>
-        <w:t>urticaria</w:t>
-      </w:r>
-      <w:proofErr w:type="spellEnd"/>
-      <w:r>
-        <w:t>?”</w:t>
-      </w:r>
-    </w:p>
-    <w:p>
-      <w:r>
-        <w:t>#reference</w:t>
-      </w:r>
-    </w:p>
-    <w:p>
-      <w:hyperlink r:id="rId5" w:tgtFrame="_blank" w:tooltip="Opens in a new tab" w:history="1">
-        <w:r>
-          <w:rPr>
-            <w:rStyle w:val="Hyperlink"/>
-          </w:rPr>
-          <w:t>AHC Learning Commons</w:t>
-        </w:r>
-      </w:hyperlink>
-    </w:p>
-    <w:p>
-      <w:r>
-        <w:t>/reference</w:t>
-      </w:r>
-    </w:p>
-    <w:p>
-      <w:r>
-        <w:t>/quote</w:t>
-      </w:r>
-    </w:p>
-    <w:p>
-      <w:pPr>
-        <w:pStyle w:val="Heading2"/>
-      </w:pPr>
-      <w:r>
-        <w:t>Learning Activities and Self-Reflections</w:t>
-      </w:r>
-    </w:p>
-    <w:p>
-      <w:r>
-        <w:t>Anesthesia blood glucose meter enamel hematoma humidifier lung function tests navel retainer strep screen tonsillectomy tragus. Addiction airway obstruction allergen arteries and veins asthma astigmatism.</w:t>
-      </w:r>
-    </w:p>
-    <w:p>
-      <w:r>
-        <w:t>#image</w:t>
-      </w:r>
-    </w:p>
-    <w:p>
-      <w:r>
-        <w:rPr>
-          <w:noProof/>
-          <w:lang w:val="en-US"/>
-        </w:rPr>
-        <w:drawing>
-          <wp:inline distT="0" distB="0" distL="0" distR="0" wp14:anchorId="400B32DC" wp14:editId="08AAF193">
-            <wp:extent cx="3429000" cy="2647950"/>
-            <wp:effectExtent l="0" t="0" r="0" b="0"/>
-            <wp:docPr id="1" name="Picture 1"/>
-            <wp:cNvGraphicFramePr>
-              <a:graphicFrameLocks xmlns:a="http://schemas.openxmlformats.org/drawingml/2006/main" noChangeAspect="1"/>
-            </wp:cNvGraphicFramePr>
-            <a:graphic xmlns:a="http://schemas.openxmlformats.org/drawingml/2006/main">
-              <a:graphicData uri="http://schemas.openxmlformats.org/drawingml/2006/picture">
-                <pic:pic xmlns:pic="http://schemas.openxmlformats.org/drawingml/2006/picture">
-                  <pic:nvPicPr>
-                    <pic:cNvPr id="1" name="m3-4framework.jpg"/>
-                    <pic:cNvPicPr/>
-                  </pic:nvPicPr>
-                  <pic:blipFill>
-                    <a:blip r:embed="rId6">
-                      <a:extLst>
-                        <a:ext uri="{28A0092B-C50C-407E-A947-70E740481C1C}">
-                          <a14:useLocalDpi xmlns:a14="http://schemas.microsoft.com/office/drawing/2010/main" val="0"/>
-                        </a:ext>
-                      </a:extLst>
-                    </a:blip>
-                    <a:stretch>
-                      <a:fillRect/>
-                    </a:stretch>
-                  </pic:blipFill>
-                  <pic:spPr>
-                    <a:xfrm>
-                      <a:off x="0" y="0"/>
-                      <a:ext cx="3429000" cy="2647950"/>
-                    </a:xfrm>
-                    <a:prstGeom prst="rect">
-                      <a:avLst/>
-                    </a:prstGeom>
-                  </pic:spPr>
-                </pic:pic>
-              </a:graphicData>
-            </a:graphic>
-          </wp:inline>
-        </w:drawing>
-      </w:r>
-    </w:p>
-    <w:p>
-      <w:r>
-        <w:t>The Nursing Process Framework</w:t>
-      </w:r>
-    </w:p>
-    <w:p>
-      <w:r>
-        <w:t>/image</w:t>
-      </w:r>
-    </w:p>
-    <w:p/>
-    <w:p>
-      <w:r>
-        <w:lastRenderedPageBreak/>
-        <w:t>Airway obstruction allergist amputate arteries and veins blood type cancer cerebral cortex exchange meal plan fracture frenulum frostbite hormone hydrocortisone immunizations insulin injections mucus nutrition ...</w:t>
-      </w:r>
-    </w:p>
-    <w:p>
-      <w:r>
-        <w:t>#video</w:t>
-      </w:r>
-    </w:p>
-    <w:p>
-      <w:r>
-        <w:t xml:space="preserve">File: </w:t>
-      </w:r>
-      <w:hyperlink r:id="rId7" w:history="1">
-        <w:r>
-          <w:rPr>
-            <w:rStyle w:val="Hyperlink"/>
-          </w:rPr>
-          <w:t>https://www.youtube.com/embed/UPrxQkjjExI</w:t>
-        </w:r>
-      </w:hyperlink>
-    </w:p>
-    <w:p>
-      <w:r>
-        <w:t>#reference</w:t>
-      </w:r>
-    </w:p>
-    <w:p>
-      <w:r>
-        <w:t>License: YouTube 2012</w:t>
-      </w:r>
-    </w:p>
-    <w:p>
-      <w:r>
-        <w:t>/reference</w:t>
-      </w:r>
-    </w:p>
-    <w:p>
-      <w:r>
-        <w:t xml:space="preserve">The Skeletal System By </w:t>
-      </w:r>
-      <w:hyperlink r:id="rId8" w:tgtFrame="_blank" w:tooltip="Opens in a new tab" w:history="1">
-        <w:r>
-          <w:rPr>
-            <w:rStyle w:val="Hyperlink"/>
-          </w:rPr>
-          <w:t>Bozeman Science</w:t>
-        </w:r>
-      </w:hyperlink>
-    </w:p>
-    <w:p>
-      <w:r>
-        <w:t>/video</w:t>
-      </w:r>
-    </w:p>
-    <w:p/>
-    <w:p>
-      <w:r>
-        <w:t>Allergy conjunctivitis controller medications depression diagnosis diarrhea epidermis farsighted floss gastric juices hematoma hormone hormones hyperglycemia insulin ketoacidosis lymph ophthalmologist polyuria rescue medications retractions spinal tap stethoscope x-ray. Allergen anus blood type bruxism dislocation ear canal exchange meal plan glucagon glucose glycogen heredity histamine.</w:t>
-      </w:r>
-    </w:p>
-    <w:p/>
-    <w:p>
-      <w:r>
-        <w:t xml:space="preserve">Hydrocortisone hyperglycemia keratin ketoacidosis pneumonia polydipsia sclera stapes vitreous body yawn. Alcoholism allergist asthma </w:t>
-      </w:r>
-      <w:proofErr w:type="spellStart"/>
-      <w:r>
-        <w:t>asthma</w:t>
-      </w:r>
-      <w:proofErr w:type="spellEnd"/>
-      <w:r>
-        <w:t xml:space="preserve"> flare-up congestion hydrogen peroxide laparoscopy tobacco urine veins and arteries. Bacteria blood bank blood pressure carbohydrate cerumen complete blood count (</w:t>
-      </w:r>
-      <w:proofErr w:type="spellStart"/>
-      <w:r>
-        <w:t>cbc</w:t>
-      </w:r>
-      <w:proofErr w:type="spellEnd"/>
-      <w:r>
-        <w:t xml:space="preserve">) conjunctivitis enamel external otitis floss fluoride growth hormone hay fever immunotherapy and allergy shots lacrimal glands lymph node otitis media palate prosthesis rem rhinovirus </w:t>
-      </w:r>
-      <w:proofErr w:type="spellStart"/>
-      <w:r>
-        <w:t>rx</w:t>
-      </w:r>
-      <w:proofErr w:type="spellEnd"/>
-      <w:r>
-        <w:t xml:space="preserve"> stethoscope symptoms urine.</w:t>
-      </w:r>
-    </w:p>
-    <w:p/>
-    <w:p>
-      <w:pPr>
-        <w:pStyle w:val="Heading2"/>
-      </w:pPr>
-      <w:r>
-        <w:t xml:space="preserve">Case Study </w:t>
-      </w:r>
-      <w:r>
-        <w:t>–</w:t>
-      </w:r>
-      <w:r>
-        <w:t xml:space="preserve"> Cindy</w:t>
-      </w:r>
-    </w:p>
-    <w:p>
-      <w:r>
-        <w:t xml:space="preserve">Addiction asthma braces caries floss frenulum hormones hydrocortisone hyperopia junk food myopia optometrist retractions scar sternutation taste buds umbilical cord. Aerobic activity allergy asthma autoimmunity </w:t>
-      </w:r>
-      <w:proofErr w:type="spellStart"/>
-      <w:r>
-        <w:t>er</w:t>
-      </w:r>
-      <w:proofErr w:type="spellEnd"/>
-      <w:r>
-        <w:t xml:space="preserve"> fever immunizations plaque radiologist scoliosis surgery vaccine.</w:t>
-      </w:r>
-    </w:p>
-    <w:p>
-      <w:r>
-        <w:t>#image</w:t>
-      </w:r>
-    </w:p>
-    <w:p>
-      <w:r>
-        <w:rPr>
-          <w:noProof/>
-          <w:lang w:val="en-US"/>
-        </w:rPr>
-        <w:lastRenderedPageBreak/>
-        <w:drawing>
-          <wp:inline distT="0" distB="0" distL="0" distR="0" wp14:anchorId="21024B1A" wp14:editId="7007EED9">
-            <wp:extent cx="2067213" cy="2248214"/>
-            <wp:effectExtent l="0" t="0" r="0" b="0"/>
-            <wp:docPr id="2" name="Picture 2"/>
-            <wp:cNvGraphicFramePr>
-              <a:graphicFrameLocks xmlns:a="http://schemas.openxmlformats.org/drawingml/2006/main" noChangeAspect="1"/>
-            </wp:cNvGraphicFramePr>
-            <a:graphic xmlns:a="http://schemas.openxmlformats.org/drawingml/2006/main">
-              <a:graphicData uri="http://schemas.openxmlformats.org/drawingml/2006/picture">
-                <pic:pic xmlns:pic="http://schemas.openxmlformats.org/drawingml/2006/picture">
-                  <pic:nvPicPr>
-                    <pic:cNvPr id="2" name="tinamae.png"/>
-                    <pic:cNvPicPr/>
-                  </pic:nvPicPr>
-                  <pic:blipFill>
-                    <a:blip r:embed="rId9">
-                      <a:extLst>
-                        <a:ext uri="{28A0092B-C50C-407E-A947-70E740481C1C}">
-                          <a14:useLocalDpi xmlns:a14="http://schemas.microsoft.com/office/drawing/2010/main" val="0"/>
-                        </a:ext>
-                      </a:extLst>
-                    </a:blip>
-                    <a:stretch>
-                      <a:fillRect/>
-                    </a:stretch>
-                  </pic:blipFill>
-                  <pic:spPr>
-                    <a:xfrm>
-                      <a:off x="0" y="0"/>
-                      <a:ext cx="2067213" cy="2248214"/>
-                    </a:xfrm>
-                    <a:prstGeom prst="rect">
-                      <a:avLst/>
-                    </a:prstGeom>
-                  </pic:spPr>
-                </pic:pic>
-              </a:graphicData>
-            </a:graphic>
-          </wp:inline>
-        </w:drawing>
-      </w:r>
-    </w:p>
-    <w:p>
-      <w:r>
-        <w:t xml:space="preserve">File: </w:t>
-      </w:r>
-      <w:r>
-        <w:t>tinamae</w:t>
-      </w:r>
-      <w:r>
-        <w:t>.png</w:t>
-      </w:r>
-    </w:p>
-    <w:p>
-      <w:r>
-        <w:t>Cindy Mae</w:t>
-      </w:r>
-    </w:p>
-    <w:p>
-      <w:r>
-        <w:t>/image</w:t>
-      </w:r>
-    </w:p>
-    <w:p>
-      <w:pPr>
-        <w:rPr>
-          <w:i/>
-        </w:rPr>
-      </w:pPr>
-      <w:r>
-        <w:rPr>
-          <w:i/>
-        </w:rPr>
-        <w:t xml:space="preserve">Abdominals </w:t>
-      </w:r>
-      <w:proofErr w:type="spellStart"/>
-      <w:r>
-        <w:rPr>
-          <w:i/>
-        </w:rPr>
-        <w:t>adhd</w:t>
-      </w:r>
-      <w:proofErr w:type="spellEnd"/>
-      <w:r>
-        <w:rPr>
-          <w:i/>
-        </w:rPr>
-        <w:t xml:space="preserve"> antihistamines asthma action plan astringents blood bank bolus cartilage chromosomes contagious depressant diagnosis dietitian ear canal fats heat exhaustion immune system iv lymph node operation pimple pulse rheumatologist seizure social worker spirometer tinnitus vaccine white blood cells whitehead...</w:t>
-      </w:r>
-    </w:p>
-    <w:p>
-      <w:r>
-        <w:t>#activity</w:t>
-      </w:r>
-    </w:p>
-    <w:p>
-      <w:r>
-        <w:t xml:space="preserve">Watch the following </w:t>
-      </w:r>
-      <w:hyperlink r:id="rId10" w:tgtFrame="_blank" w:tooltip="Opens in a new tab" w:history="1">
-        <w:r>
-          <w:rPr>
-            <w:rStyle w:val="Hyperlink"/>
-          </w:rPr>
-          <w:t>three-minute video</w:t>
-        </w:r>
-      </w:hyperlink>
-      <w:r>
-        <w:t xml:space="preserve"> and answer the questions below.</w:t>
-      </w:r>
-    </w:p>
-    <w:p>
-      <w:pPr>
-        <w:numPr>
-          <w:ilvl w:val="0"/>
-          <w:numId w:val="1"/>
-        </w:numPr>
-      </w:pPr>
-      <w:r>
-        <w:t>Aerobic activity bruxism certified diabetes educators (</w:t>
-      </w:r>
-      <w:proofErr w:type="spellStart"/>
-      <w:r>
-        <w:t>cdes</w:t>
-      </w:r>
-      <w:proofErr w:type="spellEnd"/>
-      <w:r>
-        <w:t>) social worker tinnitus x-ray?</w:t>
-      </w:r>
-    </w:p>
-    <w:p>
-      <w:pPr>
-        <w:numPr>
-          <w:ilvl w:val="0"/>
-          <w:numId w:val="1"/>
-        </w:numPr>
-      </w:pPr>
-      <w:proofErr w:type="spellStart"/>
-      <w:r>
-        <w:t>Adhd</w:t>
-      </w:r>
-      <w:proofErr w:type="spellEnd"/>
-      <w:r>
-        <w:t xml:space="preserve"> animal dander (electroencephalogram) exercise-induced asthma?</w:t>
-      </w:r>
-    </w:p>
-    <w:p>
-      <w:r>
-        <w:t>#reveal</w:t>
-      </w:r>
-    </w:p>
-    <w:p>
-      <w:r>
-        <w:t>Button: Answer</w:t>
-      </w:r>
-    </w:p>
-    <w:p>
-      <w:pPr>
-        <w:numPr>
-          <w:ilvl w:val="0"/>
-          <w:numId w:val="2"/>
-        </w:numPr>
-      </w:pPr>
-      <w:r>
-        <w:t>Interprofessional collaborative practice within a team is improved when team members recognize each other’s knowledge and skills.</w:t>
-      </w:r>
-    </w:p>
-    <w:p>
-      <w:pPr>
-        <w:numPr>
-          <w:ilvl w:val="0"/>
-          <w:numId w:val="2"/>
-        </w:numPr>
-      </w:pPr>
-      <w:r>
-        <w:t>The patient’s care can be delayed, which can have negative outcomes.</w:t>
-      </w:r>
-    </w:p>
-    <w:p>
-      <w:r>
-        <w:t>/reveal</w:t>
-      </w:r>
-    </w:p>
-    <w:p>
-      <w:r>
-        <w:t>/activity</w:t>
-      </w:r>
-    </w:p>
-    <w:p>
-      <w:r>
-        <w:t>#reflection</w:t>
-      </w:r>
-    </w:p>
-    <w:p>
-      <w:pPr>
-        <w:pStyle w:val="Heading3"/>
-      </w:pPr>
-      <w:r>
-        <w:t>Reflection</w:t>
-      </w:r>
-    </w:p>
-    <w:p>
-      <w:r>
-        <w:t>Reflect on the following...</w:t>
-      </w:r>
-    </w:p>
-    <w:p>
-      <w:pPr>
-        <w:numPr>
-          <w:ilvl w:val="0"/>
-          <w:numId w:val="3"/>
-        </w:numPr>
-      </w:pPr>
-      <w:r>
-        <w:t>Beta cells canine teeth chronic dehydration dyslexia gums gurney hydrogen peroxide.</w:t>
-      </w:r>
-    </w:p>
-    <w:p>
-      <w:pPr>
-        <w:numPr>
-          <w:ilvl w:val="0"/>
-          <w:numId w:val="3"/>
-        </w:numPr>
-      </w:pPr>
-      <w:r>
-        <w:lastRenderedPageBreak/>
-        <w:t>Describe key concepts related to Asthma action plan astringents.</w:t>
-      </w:r>
-    </w:p>
-    <w:p/>
-    <w:p>
-      <w:pPr>
-        <w:pStyle w:val="Heading3"/>
-      </w:pPr>
-      <w:r>
-        <w:t>Post-Reflection</w:t>
-      </w:r>
-    </w:p>
-    <w:p>
-      <w:r>
-        <w:t xml:space="preserve">Alcoholism alignment allergen biopsy cone cornea eardrum </w:t>
-      </w:r>
-      <w:proofErr w:type="spellStart"/>
-      <w:r>
-        <w:t>eeg</w:t>
-      </w:r>
-      <w:proofErr w:type="spellEnd"/>
-      <w:r>
-        <w:t xml:space="preserve"> (electroencephalogram) fracture genetics glucose immunotherapy and allergy shots junk food melanin nearsighted ophthalmologist pollen rescue medications retinopathy retractions.</w:t>
-      </w:r>
-    </w:p>
-    <w:sectPr>
-      <w:pgSz w:w="12240" w:h="15840"/>
-      <w:pgMar w:top="1440" w:right="1440" w:bottom="1440" w:left="1440" w:header="708" w:footer="708" w:gutter="0"/>
-      <w:cols w:space="708"/>
-      <w:docGrid w:linePitch="360"/>
-    </w:sectPr>
-  </w:body>
-</w:document>
-</file>
 
 <file path=word/numbering.xml><?xml version="1.0" encoding="utf-8"?>
 <w:numbering xmlns:wpc="http://schemas.microsoft.com/office/word/2010/wordprocessingCanvas" xmlns:mo="http://schemas.microsoft.com/office/mac/office/2008/main" xmlns:mc="http://schemas.openxmlformats.org/markup-compatibility/2006" xmlns:mv="urn:schemas-microsoft-com:mac:vml" xmlns:o="urn:schemas-microsoft-com:office:office" xmlns:r="http://schemas.openxmlformats.org/officeDocument/2006/relationships" xmlns:m="http://schemas.openxmlformats.org/officeDocument/2006/math" xmlns:v="urn:schemas-microsoft-com:vml" xmlns:wp14="http://schemas.microsoft.com/office/word/2010/wordprocessingDrawing" xmlns:wp="http://schemas.openxmlformats.org/drawingml/2006/wordprocessingDrawing" xmlns:w10="urn:schemas-microsoft-com:office:word" xmlns:w="http://schemas.openxmlformats.org/wordprocessingml/2006/main" xmlns:w14="http://schemas.microsoft.com/office/word/2010/wordml" xmlns:w15="http://schemas.microsoft.com/office/word/2012/wordml" xmlns:wpg="http://schemas.microsoft.com/office/word/2010/wordprocessingGroup" xmlns:wpi="http://schemas.microsoft.com/office/word/2010/wordprocessingInk" xmlns:wne="http://schemas.microsoft.com/office/word/2006/wordml" xmlns:wps="http://schemas.microsoft.com/office/word/2010/wordprocessingShape" mc:Ignorable="w14 w15 wp14">
@@ -1470,265 +888,4 @@
     </w:rPr>
   </w:style>
 </w:styles>
-</file>
-
-<file path=word/theme/theme1.xml><?xml version="1.0" encoding="utf-8"?>
-<a:theme xmlns:a="http://schemas.openxmlformats.org/drawingml/2006/main" name="Office Theme">
-  <a:themeElements>
-    <a:clrScheme name="Office">
-      <a:dk1>
-        <a:sysClr val="windowText" lastClr="000000"/>
-      </a:dk1>
-      <a:lt1>
-        <a:sysClr val="window" lastClr="FFFFFF"/>
-      </a:lt1>
-      <a:dk2>
-        <a:srgbClr val="44546A"/>
-      </a:dk2>
-      <a:lt2>
-        <a:srgbClr val="E7E6E6"/>
-      </a:lt2>
-      <a:accent1>
-        <a:srgbClr val="5B9BD5"/>
-      </a:accent1>
-      <a:accent2>
-        <a:srgbClr val="ED7D31"/>
-      </a:accent2>
-      <a:accent3>
-        <a:srgbClr val="A5A5A5"/>
-      </a:accent3>
-      <a:accent4>
-        <a:srgbClr val="FFC000"/>
-      </a:accent4>
-      <a:accent5>
-        <a:srgbClr val="4472C4"/>
-      </a:accent5>
-      <a:accent6>
-        <a:srgbClr val="70AD47"/>
-      </a:accent6>
-      <a:hlink>
-        <a:srgbClr val="0563C1"/>
-      </a:hlink>
-      <a:folHlink>
-        <a:srgbClr val="954F72"/>
-      </a:folHlink>
-    </a:clrScheme>
-    <a:fontScheme name="Office">
-      <a:majorFont>
-        <a:latin typeface="Calibri Light" panose="020F0302020204030204"/>
-        <a:ea typeface=""/>
-        <a:cs typeface=""/>
-        <a:font script="Jpan" typeface="游ゴシック Light"/>
-        <a:font script="Hang" typeface="맑은 고딕"/>
-        <a:font script="Hans" typeface="等线 Light"/>
-        <a:font script="Hant" typeface="新細明體"/>
-        <a:font script="Arab" typeface="Times New Roman"/>
-        <a:font script="Hebr" typeface="Times New Roman"/>
-        <a:font script="Thai" typeface="Angsana New"/>
-        <a:font script="Ethi" typeface="Nyala"/>
-        <a:font script="Beng" typeface="Vrinda"/>
-        <a:font script="Gujr" typeface="Shruti"/>
-        <a:font script="Khmr" typeface="MoolBoran"/>
-        <a:font script="Knda" typeface="Tunga"/>
-        <a:font script="Guru" typeface="Raavi"/>
-        <a:font script="Cans" typeface="Euphemia"/>
-        <a:font script="Cher" typeface="Plantagenet Cherokee"/>
-        <a:font script="Yiii" typeface="Microsoft Yi Baiti"/>
-        <a:font script="Tibt" typeface="Microsoft Himalaya"/>
-        <a:font script="Thaa" typeface="MV Boli"/>
-        <a:font script="Deva" typeface="Mangal"/>
-        <a:font script="Telu" typeface="Gautami"/>
-        <a:font script="Taml" typeface="Latha"/>
-        <a:font script="Syrc" typeface="Estrangelo Edessa"/>
-        <a:font script="Orya" typeface="Kalinga"/>
-        <a:font script="Mlym" typeface="Kartika"/>
-        <a:font script="Laoo" typeface="DokChampa"/>
-        <a:font script="Sinh" typeface="Iskoola Pota"/>
-        <a:font script="Mong" typeface="Mongolian Baiti"/>
-        <a:font script="Viet" typeface="Times New Roman"/>
-        <a:font script="Uigh" typeface="Microsoft Uighur"/>
-        <a:font script="Geor" typeface="Sylfaen"/>
-      </a:majorFont>
-      <a:minorFont>
-        <a:latin typeface="Calibri" panose="020F0502020204030204"/>
-        <a:ea typeface=""/>
-        <a:cs typeface=""/>
-        <a:font script="Jpan" typeface="游明朝"/>
-        <a:font script="Hang" typeface="맑은 고딕"/>
-        <a:font script="Hans" typeface="等线"/>
-        <a:font script="Hant" typeface="新細明體"/>
-        <a:font script="Arab" typeface="Arial"/>
-        <a:font script="Hebr" typeface="Arial"/>
-        <a:font script="Thai" typeface="Cordia New"/>
-        <a:font script="Ethi" typeface="Nyala"/>
-        <a:font script="Beng" typeface="Vrinda"/>
-        <a:font script="Gujr" typeface="Shruti"/>
-        <a:font script="Khmr" typeface="DaunPenh"/>
-        <a:font script="Knda" typeface="Tunga"/>
-        <a:font script="Guru" typeface="Raavi"/>
-        <a:font script="Cans" typeface="Euphemia"/>
-        <a:font script="Cher" typeface="Plantagenet Cherokee"/>
-        <a:font script="Yiii" typeface="Microsoft Yi Baiti"/>
-        <a:font script="Tibt" typeface="Microsoft Himalaya"/>
-        <a:font script="Thaa" typeface="MV Boli"/>
-        <a:font script="Deva" typeface="Mangal"/>
-        <a:font script="Telu" typeface="Gautami"/>
-        <a:font script="Taml" typeface="Latha"/>
-        <a:font script="Syrc" typeface="Estrangelo Edessa"/>
-        <a:font script="Orya" typeface="Kalinga"/>
-        <a:font script="Mlym" typeface="Kartika"/>
-        <a:font script="Laoo" typeface="DokChampa"/>
-        <a:font script="Sinh" typeface="Iskoola Pota"/>
-        <a:font script="Mong" typeface="Mongolian Baiti"/>
-        <a:font script="Viet" typeface="Arial"/>
-        <a:font script="Uigh" typeface="Microsoft Uighur"/>
-        <a:font script="Geor" typeface="Sylfaen"/>
-      </a:minorFont>
-    </a:fontScheme>
-    <a:fmtScheme name="Office">
-      <a:fillStyleLst>
-        <a:solidFill>
-          <a:schemeClr val="phClr"/>
-        </a:solidFill>
-        <a:gradFill rotWithShape="1">
-          <a:gsLst>
-            <a:gs pos="0">
-              <a:schemeClr val="phClr">
-                <a:lumMod val="110000"/>
-                <a:satMod val="105000"/>
-                <a:tint val="67000"/>
-              </a:schemeClr>
-            </a:gs>
-            <a:gs pos="50000">
-              <a:schemeClr val="phClr">
-                <a:lumMod val="105000"/>
-                <a:satMod val="103000"/>
-                <a:tint val="73000"/>
-              </a:schemeClr>
-            </a:gs>
-            <a:gs pos="100000">
-              <a:schemeClr val="phClr">
-                <a:lumMod val="105000"/>
-                <a:satMod val="109000"/>
-                <a:tint val="81000"/>
-              </a:schemeClr>
-            </a:gs>
-          </a:gsLst>
-          <a:lin ang="5400000" scaled="0"/>
-        </a:gradFill>
-        <a:gradFill rotWithShape="1">
-          <a:gsLst>
-            <a:gs pos="0">
-              <a:schemeClr val="phClr">
-                <a:satMod val="103000"/>
-                <a:lumMod val="102000"/>
-                <a:tint val="94000"/>
-              </a:schemeClr>
-            </a:gs>
-            <a:gs pos="50000">
-              <a:schemeClr val="phClr">
-                <a:satMod val="110000"/>
-                <a:lumMod val="100000"/>
-                <a:shade val="100000"/>
-              </a:schemeClr>
-            </a:gs>
-            <a:gs pos="100000">
-              <a:schemeClr val="phClr">
-                <a:lumMod val="99000"/>
-                <a:satMod val="120000"/>
-                <a:shade val="78000"/>
-              </a:schemeClr>
-            </a:gs>
-          </a:gsLst>
-          <a:lin ang="5400000" scaled="0"/>
-        </a:gradFill>
-      </a:fillStyleLst>
-      <a:lnStyleLst>
-        <a:ln w="6350" cap="flat" cmpd="sng" algn="ctr">
-          <a:solidFill>
-            <a:schemeClr val="phClr"/>
-          </a:solidFill>
-          <a:prstDash val="solid"/>
-          <a:miter lim="800000"/>
-        </a:ln>
-        <a:ln w="12700" cap="flat" cmpd="sng" algn="ctr">
-          <a:solidFill>
-            <a:schemeClr val="phClr"/>
-          </a:solidFill>
-          <a:prstDash val="solid"/>
-          <a:miter lim="800000"/>
-        </a:ln>
-        <a:ln w="19050" cap="flat" cmpd="sng" algn="ctr">
-          <a:solidFill>
-            <a:schemeClr val="phClr"/>
-          </a:solidFill>
-          <a:prstDash val="solid"/>
-          <a:miter lim="800000"/>
-        </a:ln>
-      </a:lnStyleLst>
-      <a:effectStyleLst>
-        <a:effectStyle>
-          <a:effectLst/>
-        </a:effectStyle>
-        <a:effectStyle>
-          <a:effectLst/>
-        </a:effectStyle>
-        <a:effectStyle>
-          <a:effectLst>
-            <a:outerShdw blurRad="57150" dist="19050" dir="5400000" algn="ctr" rotWithShape="0">
-              <a:srgbClr val="000000">
-                <a:alpha val="63000"/>
-              </a:srgbClr>
-            </a:outerShdw>
-          </a:effectLst>
-        </a:effectStyle>
-      </a:effectStyleLst>
-      <a:bgFillStyleLst>
-        <a:solidFill>
-          <a:schemeClr val="phClr"/>
-        </a:solidFill>
-        <a:solidFill>
-          <a:schemeClr val="phClr">
-            <a:tint val="95000"/>
-            <a:satMod val="170000"/>
-          </a:schemeClr>
-        </a:solidFill>
-        <a:gradFill rotWithShape="1">
-          <a:gsLst>
-            <a:gs pos="0">
-              <a:schemeClr val="phClr">
-                <a:tint val="93000"/>
-                <a:satMod val="150000"/>
-                <a:shade val="98000"/>
-                <a:lumMod val="102000"/>
-              </a:schemeClr>
-            </a:gs>
-            <a:gs pos="50000">
-              <a:schemeClr val="phClr">
-                <a:tint val="98000"/>
-                <a:satMod val="130000"/>
-                <a:shade val="90000"/>
-                <a:lumMod val="103000"/>
-              </a:schemeClr>
-            </a:gs>
-            <a:gs pos="100000">
-              <a:schemeClr val="phClr">
-                <a:shade val="63000"/>
-                <a:satMod val="120000"/>
-              </a:schemeClr>
-            </a:gs>
-          </a:gsLst>
-          <a:lin ang="5400000" scaled="0"/>
-        </a:gradFill>
-      </a:bgFillStyleLst>
-    </a:fmtScheme>
-  </a:themeElements>
-  <a:objectDefaults/>
-  <a:extraClrSchemeLst/>
-  <a:extLst>
-    <a:ext uri="{05A4C25C-085E-4340-85A3-A5531E510DB2}">
-      <thm15:themeFamily xmlns:thm15="http://schemas.microsoft.com/office/thememl/2012/main" name="Office Theme" id="{62F939B6-93AF-4DB8-9C6B-D6C7DFDC589F}" vid="{4A3C46E8-61CC-4603-A589-7422A47A8E4A}"/>
-    </a:ext>
-  </a:extLst>
-</a:theme>
 </file>
--- a/assets/examples/example-health.docx
+++ b/assets/examples/example-health.docx
@@ -1,3 +1,585 @@
+
+<file path=word/document.xml><?xml version="1.0" encoding="utf-8"?>
+<w:document xmlns:wpc="http://schemas.microsoft.com/office/word/2010/wordprocessingCanvas" xmlns:mo="http://schemas.microsoft.com/office/mac/office/2008/main" xmlns:mc="http://schemas.openxmlformats.org/markup-compatibility/2006" xmlns:mv="urn:schemas-microsoft-com:mac:vml" xmlns:o="urn:schemas-microsoft-com:office:office" xmlns:r="http://schemas.openxmlformats.org/officeDocument/2006/relationships" xmlns:m="http://schemas.openxmlformats.org/officeDocument/2006/math" xmlns:v="urn:schemas-microsoft-com:vml" xmlns:wp14="http://schemas.microsoft.com/office/word/2010/wordprocessingDrawing" xmlns:wp="http://schemas.openxmlformats.org/drawingml/2006/wordprocessingDrawing" xmlns:w10="urn:schemas-microsoft-com:office:word" xmlns:w="http://schemas.openxmlformats.org/wordprocessingml/2006/main" xmlns:w14="http://schemas.microsoft.com/office/word/2010/wordml" xmlns:w15="http://schemas.microsoft.com/office/word/2012/wordml" xmlns:wpg="http://schemas.microsoft.com/office/word/2010/wordprocessingGroup" xmlns:wpi="http://schemas.microsoft.com/office/word/2010/wordprocessingInk" xmlns:wne="http://schemas.microsoft.com/office/word/2006/wordml" xmlns:wps="http://schemas.microsoft.com/office/word/2010/wordprocessingShape" mc:Ignorable="w14 w15 wp14">
+  <w:body>
+    <w:p>
+      <w:pPr>
+        <w:pStyle w:val="Heading1"/>
+      </w:pPr>
+      <w:bookmarkStart w:id="0" w:name="_GoBack"/>
+      <w:bookmarkEnd w:id="0"/>
+      <w:r>
+        <w:t>Example page</w:t>
+      </w:r>
+    </w:p>
+    <w:p>
+      <w:r>
+        <w:t xml:space="preserve">Animal dander blood pressure braces </w:t>
+      </w:r>
+      <w:proofErr w:type="spellStart"/>
+      <w:r>
+        <w:t>dna</w:t>
+      </w:r>
+      <w:proofErr w:type="spellEnd"/>
+      <w:r>
+        <w:t xml:space="preserve"> fatty acids glucagon hydrogen peroxide immune system insulin pump laparoscopy pinna plaque skin test symptoms. Abdominals body type decongestants depressant dermatologist </w:t>
+      </w:r>
+      <w:proofErr w:type="spellStart"/>
+      <w:r>
+        <w:t>dna</w:t>
+      </w:r>
+      <w:proofErr w:type="spellEnd"/>
+      <w:r>
+        <w:t xml:space="preserve"> </w:t>
+      </w:r>
+      <w:proofErr w:type="spellStart"/>
+      <w:r>
+        <w:t>eeg</w:t>
+      </w:r>
+      <w:proofErr w:type="spellEnd"/>
+      <w:r>
+        <w:t xml:space="preserve"> (electroencephalogram) enamel glucose hydrocortisone </w:t>
+      </w:r>
+      <w:proofErr w:type="spellStart"/>
+      <w:r>
+        <w:t>icu</w:t>
+      </w:r>
+      <w:proofErr w:type="spellEnd"/>
+      <w:r>
+        <w:t xml:space="preserve"> immunizations involuntary muscle nutrition </w:t>
+      </w:r>
+      <w:proofErr w:type="spellStart"/>
+      <w:r>
+        <w:t>pilomotor</w:t>
+      </w:r>
+      <w:proofErr w:type="spellEnd"/>
+      <w:r>
+        <w:t xml:space="preserve"> reflex prosthesis pulmonologist spacer vaccine x-ray.</w:t>
+      </w:r>
+    </w:p>
+    <w:p>
+      <w:r>
+        <w:t>#quote</w:t>
+      </w:r>
+    </w:p>
+    <w:p>
+      <w:r>
+        <w:t xml:space="preserve">“Airway obstruction biopsy blood pressure bruxism chronic fats fracture grieving growth hormone ibuprofen keratin laparoscopy lung function tests </w:t>
+      </w:r>
+      <w:proofErr w:type="spellStart"/>
+      <w:r>
+        <w:t>lunula</w:t>
+      </w:r>
+      <w:proofErr w:type="spellEnd"/>
+      <w:r>
+        <w:t xml:space="preserve"> nebulizer night guard optician </w:t>
+      </w:r>
+      <w:proofErr w:type="spellStart"/>
+      <w:r>
+        <w:t>urticaria</w:t>
+      </w:r>
+      <w:proofErr w:type="spellEnd"/>
+      <w:r>
+        <w:t>?”</w:t>
+      </w:r>
+    </w:p>
+    <w:p>
+      <w:r>
+        <w:t>#reference</w:t>
+      </w:r>
+    </w:p>
+    <w:p>
+      <w:hyperlink r:id="rId5" w:tgtFrame="_blank" w:tooltip="Opens in a new tab" w:history="1">
+        <w:r>
+          <w:rPr>
+            <w:rStyle w:val="Hyperlink"/>
+          </w:rPr>
+          <w:t>AHC Learning Commons</w:t>
+        </w:r>
+      </w:hyperlink>
+    </w:p>
+    <w:p>
+      <w:r>
+        <w:t>/reference</w:t>
+      </w:r>
+    </w:p>
+    <w:p>
+      <w:r>
+        <w:t>/quote</w:t>
+      </w:r>
+    </w:p>
+    <w:p>
+      <w:pPr>
+        <w:pStyle w:val="Heading2"/>
+      </w:pPr>
+      <w:r>
+        <w:t>Learning Activities and Self-Reflections</w:t>
+      </w:r>
+    </w:p>
+    <w:p>
+      <w:r>
+        <w:t>Anesthesia blood glucose meter enamel hematoma humidifier lung function tests navel retainer strep screen tonsillectomy tragus. Addiction airway obstruction allergen arteries and veins asthma astigmatism.</w:t>
+      </w:r>
+    </w:p>
+    <w:p>
+      <w:r>
+        <w:t>#image</w:t>
+      </w:r>
+    </w:p>
+    <w:p>
+      <w:r>
+        <w:rPr>
+          <w:noProof/>
+          <w:lang w:val="en-US"/>
+        </w:rPr>
+        <w:drawing>
+          <wp:inline distT="0" distB="0" distL="0" distR="0" wp14:anchorId="400B32DC" wp14:editId="08AAF193">
+            <wp:extent cx="3429000" cy="2647950"/>
+            <wp:effectExtent l="0" t="0" r="0" b="0"/>
+            <wp:docPr id="1" name="Picture 1"/>
+            <wp:cNvGraphicFramePr>
+              <a:graphicFrameLocks xmlns:a="http://schemas.openxmlformats.org/drawingml/2006/main" noChangeAspect="1"/>
+            </wp:cNvGraphicFramePr>
+            <a:graphic xmlns:a="http://schemas.openxmlformats.org/drawingml/2006/main">
+              <a:graphicData uri="http://schemas.openxmlformats.org/drawingml/2006/picture">
+                <pic:pic xmlns:pic="http://schemas.openxmlformats.org/drawingml/2006/picture">
+                  <pic:nvPicPr>
+                    <pic:cNvPr id="1" name="m3-4framework.jpg"/>
+                    <pic:cNvPicPr/>
+                  </pic:nvPicPr>
+                  <pic:blipFill>
+                    <a:blip r:embed="rId6">
+                      <a:extLst>
+                        <a:ext uri="{28A0092B-C50C-407E-A947-70E740481C1C}">
+                          <a14:useLocalDpi xmlns:a14="http://schemas.microsoft.com/office/drawing/2010/main" val="0"/>
+                        </a:ext>
+                      </a:extLst>
+                    </a:blip>
+                    <a:stretch>
+                      <a:fillRect/>
+                    </a:stretch>
+                  </pic:blipFill>
+                  <pic:spPr>
+                    <a:xfrm>
+                      <a:off x="0" y="0"/>
+                      <a:ext cx="3429000" cy="2647950"/>
+                    </a:xfrm>
+                    <a:prstGeom prst="rect">
+                      <a:avLst/>
+                    </a:prstGeom>
+                  </pic:spPr>
+                </pic:pic>
+              </a:graphicData>
+            </a:graphic>
+          </wp:inline>
+        </w:drawing>
+      </w:r>
+    </w:p>
+    <w:p>
+      <w:r>
+        <w:t>The Nursing Process Framework</w:t>
+      </w:r>
+    </w:p>
+    <w:p>
+      <w:r>
+        <w:t>/image</w:t>
+      </w:r>
+    </w:p>
+    <w:p/>
+    <w:p>
+      <w:r>
+        <w:lastRenderedPageBreak/>
+        <w:t>Airway obstruction allergist amputate arteries and veins blood type cancer cerebral cortex exchange meal plan fracture frenulum frostbite hormone hydrocortisone immunizations insulin injections mucus nutrition ...</w:t>
+      </w:r>
+    </w:p>
+    <w:p>
+      <w:r>
+        <w:t>#video</w:t>
+      </w:r>
+    </w:p>
+    <w:p>
+      <w:r>
+        <w:t xml:space="preserve">File: </w:t>
+      </w:r>
+      <w:hyperlink r:id="rId7" w:history="1">
+        <w:r>
+          <w:rPr>
+            <w:rStyle w:val="Hyperlink"/>
+          </w:rPr>
+          <w:t>https://www.youtube.com/embed/UPrxQkjjExI</w:t>
+        </w:r>
+      </w:hyperlink>
+    </w:p>
+    <w:p>
+      <w:r>
+        <w:t>#reference</w:t>
+      </w:r>
+    </w:p>
+    <w:p>
+      <w:r>
+        <w:t>License: YouTube 2012</w:t>
+      </w:r>
+    </w:p>
+    <w:p>
+      <w:r>
+        <w:t>/reference</w:t>
+      </w:r>
+    </w:p>
+    <w:p>
+      <w:r>
+        <w:t xml:space="preserve">The Skeletal System By </w:t>
+      </w:r>
+      <w:hyperlink r:id="rId8" w:tgtFrame="_blank" w:tooltip="Opens in a new tab" w:history="1">
+        <w:r>
+          <w:rPr>
+            <w:rStyle w:val="Hyperlink"/>
+          </w:rPr>
+          <w:t>Bozeman Science</w:t>
+        </w:r>
+      </w:hyperlink>
+    </w:p>
+    <w:p>
+      <w:r>
+        <w:t>/video</w:t>
+      </w:r>
+    </w:p>
+    <w:p/>
+    <w:p>
+      <w:r>
+        <w:t>Allergy conjunctivitis controller medications depression diagnosis diarrhea epidermis farsighted floss gastric juices hematoma hormone hormones hyperglycemia insulin ketoacidosis lymph ophthalmologist polyuria rescue medications retractions spinal tap stethoscope x-ray. Allergen anus blood type bruxism dislocation ear canal exchange meal plan glucagon glucose glycogen heredity histamine.</w:t>
+      </w:r>
+    </w:p>
+    <w:p/>
+    <w:p>
+      <w:r>
+        <w:t xml:space="preserve">Hydrocortisone hyperglycemia keratin ketoacidosis pneumonia polydipsia sclera stapes vitreous body yawn. Alcoholism allergist asthma </w:t>
+      </w:r>
+      <w:proofErr w:type="spellStart"/>
+      <w:r>
+        <w:t>asthma</w:t>
+      </w:r>
+      <w:proofErr w:type="spellEnd"/>
+      <w:r>
+        <w:t xml:space="preserve"> flare-up congestion hydrogen peroxide laparoscopy tobacco urine veins and arteries. Bacteria blood bank blood pressure carbohydrate cerumen complete blood count (</w:t>
+      </w:r>
+      <w:proofErr w:type="spellStart"/>
+      <w:r>
+        <w:t>cbc</w:t>
+      </w:r>
+      <w:proofErr w:type="spellEnd"/>
+      <w:r>
+        <w:t xml:space="preserve">) conjunctivitis enamel external otitis floss fluoride growth hormone hay fever immunotherapy and allergy shots lacrimal glands lymph node otitis media palate prosthesis rem rhinovirus </w:t>
+      </w:r>
+      <w:proofErr w:type="spellStart"/>
+      <w:r>
+        <w:t>rx</w:t>
+      </w:r>
+      <w:proofErr w:type="spellEnd"/>
+      <w:r>
+        <w:t xml:space="preserve"> stethoscope symptoms urine.</w:t>
+      </w:r>
+    </w:p>
+    <w:p/>
+    <w:p>
+      <w:pPr>
+        <w:pStyle w:val="Heading2"/>
+      </w:pPr>
+      <w:r>
+        <w:t xml:space="preserve">Case Study </w:t>
+      </w:r>
+      <w:r>
+        <w:t>–</w:t>
+      </w:r>
+      <w:r>
+        <w:t xml:space="preserve"> Cindy</w:t>
+      </w:r>
+    </w:p>
+    <w:p>
+      <w:r>
+        <w:t xml:space="preserve">Addiction asthma braces caries floss frenulum hormones hydrocortisone hyperopia junk food myopia optometrist retractions scar sternutation taste buds umbilical cord. Aerobic activity allergy asthma autoimmunity </w:t>
+      </w:r>
+      <w:proofErr w:type="spellStart"/>
+      <w:r>
+        <w:t>er</w:t>
+      </w:r>
+      <w:proofErr w:type="spellEnd"/>
+      <w:r>
+        <w:t xml:space="preserve"> fever immunizations plaque radiologist scoliosis surgery vaccine.</w:t>
+      </w:r>
+    </w:p>
+    <w:p>
+      <w:r>
+        <w:t>#image</w:t>
+      </w:r>
+    </w:p>
+    <w:p>
+      <w:r>
+        <w:rPr>
+          <w:noProof/>
+          <w:lang w:val="en-US"/>
+        </w:rPr>
+        <w:lastRenderedPageBreak/>
+        <w:drawing>
+          <wp:inline distT="0" distB="0" distL="0" distR="0" wp14:anchorId="21024B1A" wp14:editId="7007EED9">
+            <wp:extent cx="2067213" cy="2248214"/>
+            <wp:effectExtent l="0" t="0" r="0" b="0"/>
+            <wp:docPr id="2" name="Picture 2"/>
+            <wp:cNvGraphicFramePr>
+              <a:graphicFrameLocks xmlns:a="http://schemas.openxmlformats.org/drawingml/2006/main" noChangeAspect="1"/>
+            </wp:cNvGraphicFramePr>
+            <a:graphic xmlns:a="http://schemas.openxmlformats.org/drawingml/2006/main">
+              <a:graphicData uri="http://schemas.openxmlformats.org/drawingml/2006/picture">
+                <pic:pic xmlns:pic="http://schemas.openxmlformats.org/drawingml/2006/picture">
+                  <pic:nvPicPr>
+                    <pic:cNvPr id="2" name="tinamae.png"/>
+                    <pic:cNvPicPr/>
+                  </pic:nvPicPr>
+                  <pic:blipFill>
+                    <a:blip r:embed="rId9">
+                      <a:extLst>
+                        <a:ext uri="{28A0092B-C50C-407E-A947-70E740481C1C}">
+                          <a14:useLocalDpi xmlns:a14="http://schemas.microsoft.com/office/drawing/2010/main" val="0"/>
+                        </a:ext>
+                      </a:extLst>
+                    </a:blip>
+                    <a:stretch>
+                      <a:fillRect/>
+                    </a:stretch>
+                  </pic:blipFill>
+                  <pic:spPr>
+                    <a:xfrm>
+                      <a:off x="0" y="0"/>
+                      <a:ext cx="2067213" cy="2248214"/>
+                    </a:xfrm>
+                    <a:prstGeom prst="rect">
+                      <a:avLst/>
+                    </a:prstGeom>
+                  </pic:spPr>
+                </pic:pic>
+              </a:graphicData>
+            </a:graphic>
+          </wp:inline>
+        </w:drawing>
+      </w:r>
+    </w:p>
+    <w:p>
+      <w:r>
+        <w:t xml:space="preserve">File: </w:t>
+      </w:r>
+      <w:r>
+        <w:t>tinamae</w:t>
+      </w:r>
+      <w:r>
+        <w:t>.png</w:t>
+      </w:r>
+    </w:p>
+    <w:p>
+      <w:r>
+        <w:t>Cindy Mae</w:t>
+      </w:r>
+    </w:p>
+    <w:p>
+      <w:r>
+        <w:t>/image</w:t>
+      </w:r>
+    </w:p>
+    <w:p>
+      <w:pPr>
+        <w:rPr>
+          <w:i/>
+        </w:rPr>
+      </w:pPr>
+      <w:r>
+        <w:rPr>
+          <w:i/>
+        </w:rPr>
+        <w:t xml:space="preserve">Abdominals </w:t>
+      </w:r>
+      <w:proofErr w:type="spellStart"/>
+      <w:r>
+        <w:rPr>
+          <w:i/>
+        </w:rPr>
+        <w:t>adhd</w:t>
+      </w:r>
+      <w:proofErr w:type="spellEnd"/>
+      <w:r>
+        <w:rPr>
+          <w:i/>
+        </w:rPr>
+        <w:t xml:space="preserve"> antihistamines asthma action plan astringents blood bank bolus cartilage chromosomes contagious depressant diagnosis dietitian ear canal fats heat exhaustion immune system iv lymph node operation pimple pulse rheumatologist seizure social worker spirometer tinnitus vaccine white blood cells whitehead...</w:t>
+      </w:r>
+    </w:p>
+    <w:p>
+      <w:r>
+        <w:t>#activity</w:t>
+      </w:r>
+    </w:p>
+    <w:p>
+      <w:r>
+        <w:t xml:space="preserve">Watch the following </w:t>
+      </w:r>
+      <w:hyperlink r:id="rId10" w:tgtFrame="_blank" w:tooltip="Opens in a new tab" w:history="1">
+        <w:r>
+          <w:rPr>
+            <w:rStyle w:val="Hyperlink"/>
+          </w:rPr>
+          <w:t>three-minute video</w:t>
+        </w:r>
+      </w:hyperlink>
+      <w:r>
+        <w:t xml:space="preserve"> and answer the questions below.</w:t>
+      </w:r>
+    </w:p>
+    <w:p>
+      <w:pPr>
+        <w:numPr>
+          <w:ilvl w:val="0"/>
+          <w:numId w:val="1"/>
+        </w:numPr>
+      </w:pPr>
+      <w:r>
+        <w:t>Aerobic activity bruxism certified diabetes educators (</w:t>
+      </w:r>
+      <w:proofErr w:type="spellStart"/>
+      <w:r>
+        <w:t>cdes</w:t>
+      </w:r>
+      <w:proofErr w:type="spellEnd"/>
+      <w:r>
+        <w:t>) social worker tinnitus x-ray?</w:t>
+      </w:r>
+    </w:p>
+    <w:p>
+      <w:pPr>
+        <w:numPr>
+          <w:ilvl w:val="0"/>
+          <w:numId w:val="1"/>
+        </w:numPr>
+      </w:pPr>
+      <w:proofErr w:type="spellStart"/>
+      <w:r>
+        <w:t>Adhd</w:t>
+      </w:r>
+      <w:proofErr w:type="spellEnd"/>
+      <w:r>
+        <w:t xml:space="preserve"> animal dander (electroencephalogram) exercise-induced asthma?</w:t>
+      </w:r>
+    </w:p>
+    <w:p>
+      <w:r>
+        <w:t>#reveal</w:t>
+      </w:r>
+    </w:p>
+    <w:p>
+      <w:r>
+        <w:t>Button: Answer</w:t>
+      </w:r>
+    </w:p>
+    <w:p>
+      <w:pPr>
+        <w:numPr>
+          <w:ilvl w:val="0"/>
+          <w:numId w:val="2"/>
+        </w:numPr>
+      </w:pPr>
+      <w:r>
+        <w:t>Interprofessional collaborative practice within a team is improved when team members recognize each other’s knowledge and skills.</w:t>
+      </w:r>
+    </w:p>
+    <w:p>
+      <w:pPr>
+        <w:numPr>
+          <w:ilvl w:val="0"/>
+          <w:numId w:val="2"/>
+        </w:numPr>
+      </w:pPr>
+      <w:r>
+        <w:t>The patient’s care can be delayed, which can have negative outcomes.</w:t>
+      </w:r>
+    </w:p>
+    <w:p>
+      <w:r>
+        <w:t>/reveal</w:t>
+      </w:r>
+    </w:p>
+    <w:p>
+      <w:r>
+        <w:t>/activity</w:t>
+      </w:r>
+    </w:p>
+    <w:p>
+      <w:r>
+        <w:t>#reflection</w:t>
+      </w:r>
+    </w:p>
+    <w:p>
+      <w:pPr>
+        <w:pStyle w:val="Heading3"/>
+      </w:pPr>
+      <w:r>
+        <w:t>Reflection</w:t>
+      </w:r>
+    </w:p>
+    <w:p>
+      <w:r>
+        <w:t>Reflect on the following...</w:t>
+      </w:r>
+    </w:p>
+    <w:p>
+      <w:pPr>
+        <w:numPr>
+          <w:ilvl w:val="0"/>
+          <w:numId w:val="3"/>
+        </w:numPr>
+      </w:pPr>
+      <w:r>
+        <w:t>Beta cells canine teeth chronic dehydration dyslexia gums gurney hydrogen peroxide.</w:t>
+      </w:r>
+    </w:p>
+    <w:p>
+      <w:pPr>
+        <w:numPr>
+          <w:ilvl w:val="0"/>
+          <w:numId w:val="3"/>
+        </w:numPr>
+      </w:pPr>
+      <w:r>
+        <w:lastRenderedPageBreak/>
+        <w:t>Describe key concepts related to Asthma action plan astringents.</w:t>
+      </w:r>
+    </w:p>
+    <w:p/>
+    <w:p>
+      <w:pPr>
+        <w:pStyle w:val="Heading3"/>
+      </w:pPr>
+      <w:r>
+        <w:t>Post-Reflection</w:t>
+      </w:r>
+    </w:p>
+    <w:p>
+      <w:r>
+        <w:t xml:space="preserve">Alcoholism alignment allergen biopsy cone cornea eardrum </w:t>
+      </w:r>
+      <w:proofErr w:type="spellStart"/>
+      <w:r>
+        <w:t>eeg</w:t>
+      </w:r>
+      <w:proofErr w:type="spellEnd"/>
+      <w:r>
+        <w:t xml:space="preserve"> (electroencephalogram) fracture genetics glucose immunotherapy and allergy shots junk food melanin nearsighted ophthalmologist pollen rescue medications retinopathy retractions.</w:t>
+      </w:r>
+    </w:p>
+    <w:sectPr>
+      <w:pgSz w:w="12240" w:h="15840"/>
+      <w:pgMar w:top="1440" w:right="1440" w:bottom="1440" w:left="1440" w:header="708" w:footer="708" w:gutter="0"/>
+      <w:cols w:space="708"/>
+      <w:docGrid w:linePitch="360"/>
+    </w:sectPr>
+  </w:body>
+</w:document>
+</file>
 
 <file path=word/numbering.xml><?xml version="1.0" encoding="utf-8"?>
 <w:numbering xmlns:wpc="http://schemas.microsoft.com/office/word/2010/wordprocessingCanvas" xmlns:mo="http://schemas.microsoft.com/office/mac/office/2008/main" xmlns:mc="http://schemas.openxmlformats.org/markup-compatibility/2006" xmlns:mv="urn:schemas-microsoft-com:mac:vml" xmlns:o="urn:schemas-microsoft-com:office:office" xmlns:r="http://schemas.openxmlformats.org/officeDocument/2006/relationships" xmlns:m="http://schemas.openxmlformats.org/officeDocument/2006/math" xmlns:v="urn:schemas-microsoft-com:vml" xmlns:wp14="http://schemas.microsoft.com/office/word/2010/wordprocessingDrawing" xmlns:wp="http://schemas.openxmlformats.org/drawingml/2006/wordprocessingDrawing" xmlns:w10="urn:schemas-microsoft-com:office:word" xmlns:w="http://schemas.openxmlformats.org/wordprocessingml/2006/main" xmlns:w14="http://schemas.microsoft.com/office/word/2010/wordml" xmlns:w15="http://schemas.microsoft.com/office/word/2012/wordml" xmlns:wpg="http://schemas.microsoft.com/office/word/2010/wordprocessingGroup" xmlns:wpi="http://schemas.microsoft.com/office/word/2010/wordprocessingInk" xmlns:wne="http://schemas.microsoft.com/office/word/2006/wordml" xmlns:wps="http://schemas.microsoft.com/office/word/2010/wordprocessingShape" mc:Ignorable="w14 w15 wp14">
@@ -888,4 +1470,265 @@
     </w:rPr>
   </w:style>
 </w:styles>
+</file>
+
+<file path=word/theme/theme1.xml><?xml version="1.0" encoding="utf-8"?>
+<a:theme xmlns:a="http://schemas.openxmlformats.org/drawingml/2006/main" name="Office Theme">
+  <a:themeElements>
+    <a:clrScheme name="Office">
+      <a:dk1>
+        <a:sysClr val="windowText" lastClr="000000"/>
+      </a:dk1>
+      <a:lt1>
+        <a:sysClr val="window" lastClr="FFFFFF"/>
+      </a:lt1>
+      <a:dk2>
+        <a:srgbClr val="44546A"/>
+      </a:dk2>
+      <a:lt2>
+        <a:srgbClr val="E7E6E6"/>
+      </a:lt2>
+      <a:accent1>
+        <a:srgbClr val="5B9BD5"/>
+      </a:accent1>
+      <a:accent2>
+        <a:srgbClr val="ED7D31"/>
+      </a:accent2>
+      <a:accent3>
+        <a:srgbClr val="A5A5A5"/>
+      </a:accent3>
+      <a:accent4>
+        <a:srgbClr val="FFC000"/>
+      </a:accent4>
+      <a:accent5>
+        <a:srgbClr val="4472C4"/>
+      </a:accent5>
+      <a:accent6>
+        <a:srgbClr val="70AD47"/>
+      </a:accent6>
+      <a:hlink>
+        <a:srgbClr val="0563C1"/>
+      </a:hlink>
+      <a:folHlink>
+        <a:srgbClr val="954F72"/>
+      </a:folHlink>
+    </a:clrScheme>
+    <a:fontScheme name="Office">
+      <a:majorFont>
+        <a:latin typeface="Calibri Light" panose="020F0302020204030204"/>
+        <a:ea typeface=""/>
+        <a:cs typeface=""/>
+        <a:font script="Jpan" typeface="游ゴシック Light"/>
+        <a:font script="Hang" typeface="맑은 고딕"/>
+        <a:font script="Hans" typeface="等线 Light"/>
+        <a:font script="Hant" typeface="新細明體"/>
+        <a:font script="Arab" typeface="Times New Roman"/>
+        <a:font script="Hebr" typeface="Times New Roman"/>
+        <a:font script="Thai" typeface="Angsana New"/>
+        <a:font script="Ethi" typeface="Nyala"/>
+        <a:font script="Beng" typeface="Vrinda"/>
+        <a:font script="Gujr" typeface="Shruti"/>
+        <a:font script="Khmr" typeface="MoolBoran"/>
+        <a:font script="Knda" typeface="Tunga"/>
+        <a:font script="Guru" typeface="Raavi"/>
+        <a:font script="Cans" typeface="Euphemia"/>
+        <a:font script="Cher" typeface="Plantagenet Cherokee"/>
+        <a:font script="Yiii" typeface="Microsoft Yi Baiti"/>
+        <a:font script="Tibt" typeface="Microsoft Himalaya"/>
+        <a:font script="Thaa" typeface="MV Boli"/>
+        <a:font script="Deva" typeface="Mangal"/>
+        <a:font script="Telu" typeface="Gautami"/>
+        <a:font script="Taml" typeface="Latha"/>
+        <a:font script="Syrc" typeface="Estrangelo Edessa"/>
+        <a:font script="Orya" typeface="Kalinga"/>
+        <a:font script="Mlym" typeface="Kartika"/>
+        <a:font script="Laoo" typeface="DokChampa"/>
+        <a:font script="Sinh" typeface="Iskoola Pota"/>
+        <a:font script="Mong" typeface="Mongolian Baiti"/>
+        <a:font script="Viet" typeface="Times New Roman"/>
+        <a:font script="Uigh" typeface="Microsoft Uighur"/>
+        <a:font script="Geor" typeface="Sylfaen"/>
+      </a:majorFont>
+      <a:minorFont>
+        <a:latin typeface="Calibri" panose="020F0502020204030204"/>
+        <a:ea typeface=""/>
+        <a:cs typeface=""/>
+        <a:font script="Jpan" typeface="游明朝"/>
+        <a:font script="Hang" typeface="맑은 고딕"/>
+        <a:font script="Hans" typeface="等线"/>
+        <a:font script="Hant" typeface="新細明體"/>
+        <a:font script="Arab" typeface="Arial"/>
+        <a:font script="Hebr" typeface="Arial"/>
+        <a:font script="Thai" typeface="Cordia New"/>
+        <a:font script="Ethi" typeface="Nyala"/>
+        <a:font script="Beng" typeface="Vrinda"/>
+        <a:font script="Gujr" typeface="Shruti"/>
+        <a:font script="Khmr" typeface="DaunPenh"/>
+        <a:font script="Knda" typeface="Tunga"/>
+        <a:font script="Guru" typeface="Raavi"/>
+        <a:font script="Cans" typeface="Euphemia"/>
+        <a:font script="Cher" typeface="Plantagenet Cherokee"/>
+        <a:font script="Yiii" typeface="Microsoft Yi Baiti"/>
+        <a:font script="Tibt" typeface="Microsoft Himalaya"/>
+        <a:font script="Thaa" typeface="MV Boli"/>
+        <a:font script="Deva" typeface="Mangal"/>
+        <a:font script="Telu" typeface="Gautami"/>
+        <a:font script="Taml" typeface="Latha"/>
+        <a:font script="Syrc" typeface="Estrangelo Edessa"/>
+        <a:font script="Orya" typeface="Kalinga"/>
+        <a:font script="Mlym" typeface="Kartika"/>
+        <a:font script="Laoo" typeface="DokChampa"/>
+        <a:font script="Sinh" typeface="Iskoola Pota"/>
+        <a:font script="Mong" typeface="Mongolian Baiti"/>
+        <a:font script="Viet" typeface="Arial"/>
+        <a:font script="Uigh" typeface="Microsoft Uighur"/>
+        <a:font script="Geor" typeface="Sylfaen"/>
+      </a:minorFont>
+    </a:fontScheme>
+    <a:fmtScheme name="Office">
+      <a:fillStyleLst>
+        <a:solidFill>
+          <a:schemeClr val="phClr"/>
+        </a:solidFill>
+        <a:gradFill rotWithShape="1">
+          <a:gsLst>
+            <a:gs pos="0">
+              <a:schemeClr val="phClr">
+                <a:lumMod val="110000"/>
+                <a:satMod val="105000"/>
+                <a:tint val="67000"/>
+              </a:schemeClr>
+            </a:gs>
+            <a:gs pos="50000">
+              <a:schemeClr val="phClr">
+                <a:lumMod val="105000"/>
+                <a:satMod val="103000"/>
+                <a:tint val="73000"/>
+              </a:schemeClr>
+            </a:gs>
+            <a:gs pos="100000">
+              <a:schemeClr val="phClr">
+                <a:lumMod val="105000"/>
+                <a:satMod val="109000"/>
+                <a:tint val="81000"/>
+              </a:schemeClr>
+            </a:gs>
+          </a:gsLst>
+          <a:lin ang="5400000" scaled="0"/>
+        </a:gradFill>
+        <a:gradFill rotWithShape="1">
+          <a:gsLst>
+            <a:gs pos="0">
+              <a:schemeClr val="phClr">
+                <a:satMod val="103000"/>
+                <a:lumMod val="102000"/>
+                <a:tint val="94000"/>
+              </a:schemeClr>
+            </a:gs>
+            <a:gs pos="50000">
+              <a:schemeClr val="phClr">
+                <a:satMod val="110000"/>
+                <a:lumMod val="100000"/>
+                <a:shade val="100000"/>
+              </a:schemeClr>
+            </a:gs>
+            <a:gs pos="100000">
+              <a:schemeClr val="phClr">
+                <a:lumMod val="99000"/>
+                <a:satMod val="120000"/>
+                <a:shade val="78000"/>
+              </a:schemeClr>
+            </a:gs>
+          </a:gsLst>
+          <a:lin ang="5400000" scaled="0"/>
+        </a:gradFill>
+      </a:fillStyleLst>
+      <a:lnStyleLst>
+        <a:ln w="6350" cap="flat" cmpd="sng" algn="ctr">
+          <a:solidFill>
+            <a:schemeClr val="phClr"/>
+          </a:solidFill>
+          <a:prstDash val="solid"/>
+          <a:miter lim="800000"/>
+        </a:ln>
+        <a:ln w="12700" cap="flat" cmpd="sng" algn="ctr">
+          <a:solidFill>
+            <a:schemeClr val="phClr"/>
+          </a:solidFill>
+          <a:prstDash val="solid"/>
+          <a:miter lim="800000"/>
+        </a:ln>
+        <a:ln w="19050" cap="flat" cmpd="sng" algn="ctr">
+          <a:solidFill>
+            <a:schemeClr val="phClr"/>
+          </a:solidFill>
+          <a:prstDash val="solid"/>
+          <a:miter lim="800000"/>
+        </a:ln>
+      </a:lnStyleLst>
+      <a:effectStyleLst>
+        <a:effectStyle>
+          <a:effectLst/>
+        </a:effectStyle>
+        <a:effectStyle>
+          <a:effectLst/>
+        </a:effectStyle>
+        <a:effectStyle>
+          <a:effectLst>
+            <a:outerShdw blurRad="57150" dist="19050" dir="5400000" algn="ctr" rotWithShape="0">
+              <a:srgbClr val="000000">
+                <a:alpha val="63000"/>
+              </a:srgbClr>
+            </a:outerShdw>
+          </a:effectLst>
+        </a:effectStyle>
+      </a:effectStyleLst>
+      <a:bgFillStyleLst>
+        <a:solidFill>
+          <a:schemeClr val="phClr"/>
+        </a:solidFill>
+        <a:solidFill>
+          <a:schemeClr val="phClr">
+            <a:tint val="95000"/>
+            <a:satMod val="170000"/>
+          </a:schemeClr>
+        </a:solidFill>
+        <a:gradFill rotWithShape="1">
+          <a:gsLst>
+            <a:gs pos="0">
+              <a:schemeClr val="phClr">
+                <a:tint val="93000"/>
+                <a:satMod val="150000"/>
+                <a:shade val="98000"/>
+                <a:lumMod val="102000"/>
+              </a:schemeClr>
+            </a:gs>
+            <a:gs pos="50000">
+              <a:schemeClr val="phClr">
+                <a:tint val="98000"/>
+                <a:satMod val="130000"/>
+                <a:shade val="90000"/>
+                <a:lumMod val="103000"/>
+              </a:schemeClr>
+            </a:gs>
+            <a:gs pos="100000">
+              <a:schemeClr val="phClr">
+                <a:shade val="63000"/>
+                <a:satMod val="120000"/>
+              </a:schemeClr>
+            </a:gs>
+          </a:gsLst>
+          <a:lin ang="5400000" scaled="0"/>
+        </a:gradFill>
+      </a:bgFillStyleLst>
+    </a:fmtScheme>
+  </a:themeElements>
+  <a:objectDefaults/>
+  <a:extraClrSchemeLst/>
+  <a:extLst>
+    <a:ext uri="{05A4C25C-085E-4340-85A3-A5531E510DB2}">
+      <thm15:themeFamily xmlns:thm15="http://schemas.microsoft.com/office/thememl/2012/main" name="Office Theme" id="{62F939B6-93AF-4DB8-9C6B-D6C7DFDC589F}" vid="{4A3C46E8-61CC-4603-A589-7422A47A8E4A}"/>
+    </a:ext>
+  </a:extLst>
+</a:theme>
 </file>